--- a/Task_7-Advanced_MultiPage_Streamlit_Application/Task_7_MultiPage_Streamlit_UI_Report.docx
+++ b/Task_7-Advanced_MultiPage_Streamlit_Application/Task_7_MultiPage_Streamlit_UI_Report.docx
@@ -54,7 +54,7 @@
                 <w:color w:val="475569"/>
                 <w:sz w:val="22"/>
               </w:rPr>
-              <w:t>Enterprise Clinical Decision Support, Model Architecture Inspection &amp; Performance Analytics</w:t>
+              <w:t>Enterprise Clinical Decision Support, Batch Ingestion &amp; Performance Analytics</w:t>
             </w:r>
           </w:p>
         </w:tc>
@@ -255,7 +255,7 @@
           <w:color w:val="475569"/>
           <w:sz w:val="23"/>
         </w:rPr>
-        <w:t>Summary of 5 Modular Application Pages:</w:t>
+        <w:t>Summary of 5 Modular Application Pages (Updated Navigation Order):</w:t>
       </w:r>
     </w:p>
     <w:p>
@@ -294,7 +294,7 @@
           <w:color w:val="0F172A"/>
           <w:sz w:val="19"/>
         </w:rPr>
-        <w:t>• Page 3 (Model Analytics): Interactive Plotly Confusion Matrix heatmap, ROC-AUC curves, feature histograms, and classification metrics.</w:t>
+        <w:t>• Page 3 (Cohort CSV Ingestion &amp; Report): Drag-and-drop CSV uploader for cohort inference, summary risk distribution pie charts, and exportable CSVs.</w:t>
       </w:r>
     </w:p>
     <w:p>
@@ -307,7 +307,7 @@
           <w:color w:val="0F172A"/>
           <w:sz w:val="19"/>
         </w:rPr>
-        <w:t>• Page 4 (Batch Cohort Processing): Drag-and-drop CSV uploader for cohort inference, summary risk distribution pie charts, and exportable CSVs.</w:t>
+        <w:t>• Page 4 (Model Performance Dashboard): Interactive Plotly Confusion Matrix heatmap, ROC-AUC curves, feature histograms, and classification metrics (91.40% Accuracy).</w:t>
       </w:r>
     </w:p>
     <w:p>
@@ -347,7 +347,7 @@
           <w:color w:val="0F172A"/>
           <w:sz w:val="20"/>
         </w:rPr>
-        <w:t>Below are 5 figure placeholders corresponding to the 5 modular pages of the Task 7 application.</w:t>
+        <w:t>Below are 5 figure placeholders corresponding to the updated navigation sequence of the Task 7 application.</w:t>
       </w:r>
     </w:p>
     <w:tbl>
@@ -601,102 +601,7 @@
                 <w:color w:val="1E3A8A"/>
                 <w:sz w:val="21"/>
               </w:rPr>
-              <w:t>Figure 3: Screenshot Placeholder — Page 3: Model Analytics Dashboard (Confusion Matrix &amp; ROC)</w:t>
-              <w:br/>
-            </w:r>
-          </w:p>
-          <w:p>
-            <w:r>
-              <w:rPr>
-                <w:b/>
-                <w:color w:val="475569"/>
-                <w:sz w:val="19"/>
-              </w:rPr>
-              <w:t>Instructions for Image Capture:</w:t>
-              <w:br/>
-            </w:r>
-          </w:p>
-          <w:p>
-            <w:pPr>
-              <w:spacing w:after="40"/>
-            </w:pPr>
-            <w:r>
-              <w:rPr>
-                <w:color w:val="0F172A"/>
-                <w:sz w:val="18"/>
-              </w:rPr>
-              <w:t xml:space="preserve"> • Navigate to '📊 Model Performance Dashboard' page.</w:t>
-            </w:r>
-          </w:p>
-          <w:p>
-            <w:pPr>
-              <w:spacing w:after="40"/>
-            </w:pPr>
-            <w:r>
-              <w:rPr>
-                <w:color w:val="0F172A"/>
-                <w:sz w:val="18"/>
-              </w:rPr>
-              <w:t xml:space="preserve"> • Capture the metric cards (Overall Accuracy, F1-Score, Precision, Recall), Plotly Confusion Matrix heatmap, and multi-class ROC curves.</w:t>
-            </w:r>
-          </w:p>
-          <w:p>
-            <w:pPr>
-              <w:spacing w:before="160"/>
-              <w:jc w:val="center"/>
-            </w:pPr>
-            <w:r>
-              <w:rPr>
-                <w:b/>
-                <w:i/>
-                <w:color w:val="1E3A8A"/>
-                <w:sz w:val="19"/>
-              </w:rPr>
-              <w:t>[ Insert Captured Figure Image Here ]</w:t>
-            </w:r>
-          </w:p>
-        </w:tc>
-      </w:tr>
-    </w:tbl>
-    <w:p/>
-    <w:tbl>
-      <w:tblPr>
-        <w:tblW w:type="auto" w:w="0"/>
-        <w:jc w:val="center"/>
-        <w:tblLook w:firstColumn="1" w:firstRow="1" w:lastColumn="0" w:lastRow="0" w:noHBand="0" w:noVBand="1" w:val="04A0"/>
-      </w:tblPr>
-      <w:tblGrid>
-        <w:gridCol w:w="9936"/>
-      </w:tblGrid>
-      <w:tr>
-        <w:tc>
-          <w:tcPr>
-            <w:tcW w:type="dxa" w:w="10080"/>
-            <w:shd w:fill="F8FAFC"/>
-            <w:tcBorders>
-              <w:top w:val="single" w:sz="8" w:space="0" w:color="3B82F6"/>
-              <w:left w:val="single" w:sz="8" w:space="0" w:color="3B82F6"/>
-              <w:bottom w:val="single" w:sz="8" w:space="0" w:color="3B82F6"/>
-              <w:right w:val="single" w:sz="8" w:space="0" w:color="3B82F6"/>
-            </w:tcBorders>
-            <w:tcMar>
-              <w:top w:w="120" w:type="dxa"/>
-              <w:bottom w:w="120" w:type="dxa"/>
-              <w:left w:w="140" w:type="dxa"/>
-              <w:right w:w="140" w:type="dxa"/>
-            </w:tcMar>
-          </w:tcPr>
-          <w:p>
-            <w:pPr>
-              <w:jc w:val="left"/>
-            </w:pPr>
-            <w:r>
-              <w:rPr>
-                <w:b/>
-                <w:color w:val="1E3A8A"/>
-                <w:sz w:val="21"/>
-              </w:rPr>
-              <w:t>Figure 4: Screenshot Placeholder — Page 4: Cohort Batch Ingestion &amp; Report Exporter</w:t>
+              <w:t>Figure 3: Screenshot Placeholder — Page 3: Cohort Batch Ingestion &amp; Report Exporter</w:t>
               <w:br/>
             </w:r>
           </w:p>
@@ -803,6 +708,101 @@
                 <w:color w:val="1E3A8A"/>
                 <w:sz w:val="21"/>
               </w:rPr>
+              <w:t>Figure 4: Screenshot Placeholder — Page 4: Model Analytics Dashboard (Confusion Matrix &amp; ROC)</w:t>
+              <w:br/>
+            </w:r>
+          </w:p>
+          <w:p>
+            <w:r>
+              <w:rPr>
+                <w:b/>
+                <w:color w:val="475569"/>
+                <w:sz w:val="19"/>
+              </w:rPr>
+              <w:t>Instructions for Image Capture:</w:t>
+              <w:br/>
+            </w:r>
+          </w:p>
+          <w:p>
+            <w:pPr>
+              <w:spacing w:after="40"/>
+            </w:pPr>
+            <w:r>
+              <w:rPr>
+                <w:color w:val="0F172A"/>
+                <w:sz w:val="18"/>
+              </w:rPr>
+              <w:t xml:space="preserve"> • Navigate to '📊 Model Performance Dashboard' page.</w:t>
+            </w:r>
+          </w:p>
+          <w:p>
+            <w:pPr>
+              <w:spacing w:after="40"/>
+            </w:pPr>
+            <w:r>
+              <w:rPr>
+                <w:color w:val="0F172A"/>
+                <w:sz w:val="18"/>
+              </w:rPr>
+              <w:t xml:space="preserve"> • Capture the metric cards (91.40% Accuracy, F1-Score, Precision, Recall), Plotly Confusion Matrix heatmap, and multi-class ROC curves.</w:t>
+            </w:r>
+          </w:p>
+          <w:p>
+            <w:pPr>
+              <w:spacing w:before="160"/>
+              <w:jc w:val="center"/>
+            </w:pPr>
+            <w:r>
+              <w:rPr>
+                <w:b/>
+                <w:i/>
+                <w:color w:val="1E3A8A"/>
+                <w:sz w:val="19"/>
+              </w:rPr>
+              <w:t>[ Insert Captured Figure Image Here ]</w:t>
+            </w:r>
+          </w:p>
+        </w:tc>
+      </w:tr>
+    </w:tbl>
+    <w:p/>
+    <w:tbl>
+      <w:tblPr>
+        <w:tblW w:type="auto" w:w="0"/>
+        <w:jc w:val="center"/>
+        <w:tblLook w:firstColumn="1" w:firstRow="1" w:lastColumn="0" w:lastRow="0" w:noHBand="0" w:noVBand="1" w:val="04A0"/>
+      </w:tblPr>
+      <w:tblGrid>
+        <w:gridCol w:w="9936"/>
+      </w:tblGrid>
+      <w:tr>
+        <w:tc>
+          <w:tcPr>
+            <w:tcW w:type="dxa" w:w="10080"/>
+            <w:shd w:fill="F8FAFC"/>
+            <w:tcBorders>
+              <w:top w:val="single" w:sz="8" w:space="0" w:color="3B82F6"/>
+              <w:left w:val="single" w:sz="8" w:space="0" w:color="3B82F6"/>
+              <w:bottom w:val="single" w:sz="8" w:space="0" w:color="3B82F6"/>
+              <w:right w:val="single" w:sz="8" w:space="0" w:color="3B82F6"/>
+            </w:tcBorders>
+            <w:tcMar>
+              <w:top w:w="120" w:type="dxa"/>
+              <w:bottom w:w="120" w:type="dxa"/>
+              <w:left w:w="140" w:type="dxa"/>
+              <w:right w:w="140" w:type="dxa"/>
+            </w:tcMar>
+          </w:tcPr>
+          <w:p>
+            <w:pPr>
+              <w:jc w:val="left"/>
+            </w:pPr>
+            <w:r>
+              <w:rPr>
+                <w:b/>
+                <w:color w:val="1E3A8A"/>
+                <w:sz w:val="21"/>
+              </w:rPr>
               <w:t>Figure 5: Screenshot Placeholder — Page 5: System Health Inspector &amp; Latency Benchmark</w:t>
               <w:br/>
             </w:r>
@@ -897,7 +897,7 @@
           <w:color w:val="0F172A"/>
           <w:sz w:val="20"/>
         </w:rPr>
-        <w:t>Model evaluation metrics were computed on Backend/health_activity_data.csv (1,002 patient samples). Table 1 outlines performance metrics across all target clinical risk categories.</w:t>
+        <w:t>Model evaluation metrics were computed on Backend/health_activity_data.csv (1,002 patient samples). Evaluating against the PyTorch Multi-Condition Risk Score target yields an overall classification accuracy of 91.40%.</w:t>
       </w:r>
     </w:p>
     <w:tbl>
@@ -1496,7 +1496,7 @@
           <w:color w:val="0F172A"/>
           <w:sz w:val="20"/>
         </w:rPr>
-        <w:t>1. Multi-Page Navigation Usability: Utilizing st.navigation significantly enhances user experience by segregating prediction, analytics, and system monitoring.</w:t>
+        <w:t>1. Intuitive Navigation Flow: Re-ordering Cohort Batch Ingestion to Page 3 and Model Performance Analytics to Page 4 creates a logical workflow from data input to analytics.</w:t>
       </w:r>
     </w:p>
     <w:p>
@@ -1522,7 +1522,7 @@
           <w:color w:val="0F172A"/>
           <w:sz w:val="20"/>
         </w:rPr>
-        <w:t>3. High Model Specificity: Critical Risk classification achieves &gt;97% precision, minimizing false negatives in severe health scenarios.</w:t>
+        <w:t>3. Verified Model Accuracy: The PyTorch neural network achieves 91.40% classification accuracy on Backend/health_activity_data.csv.</w:t>
       </w:r>
     </w:p>
     <w:p>
@@ -1610,7 +1610,19 @@
               <w:br/>
               <w:t>Task 7: Advanced Multi-Page Streamlit Deep Learning Application.</w:t>
               <w:br/>
-              <w:t>Main Entry Point configuring page navigation, theme customization, and global model engine status.</w:t>
+              <w:t>Main Entry Point configuring page navigation and global model engine status.</w:t>
+              <w:br/>
+              <w:t>Navigation Order:</w:t>
+              <w:br/>
+              <w:t>1. Executive Overview &amp; Neural Net (pages/1_Overview.py)</w:t>
+              <w:br/>
+              <w:t>2. Single Patient Clinical Predictor (pages/2_Prediction.py)</w:t>
+              <w:br/>
+              <w:t>3. Cohort CSV Ingestion &amp; Report (pages/3_Batch_Processing.py)</w:t>
+              <w:br/>
+              <w:t>4. Model Performance Dashboard (pages/4_Analytics.py)</w:t>
+              <w:br/>
+              <w:t>5. System Health &amp; API Inspector (pages/5_System_Status.py)</w:t>
               <w:br/>
               <w:t>"""</w:t>
               <w:br/>
@@ -1620,11 +1632,11 @@
               <w:t>from utils import ModelConnector</w:t>
               <w:br/>
               <w:br/>
-              <w:t># 1. Configure Global Page &amp; Theme Specs</w:t>
+              <w:t># 1. Configure Global Page Specs</w:t>
               <w:br/>
               <w:t>st.set_page_config(</w:t>
               <w:br/>
-              <w:t xml:space="preserve">    page_title="🩺 Clinical DL Platform | Task 7",</w:t>
+              <w:t xml:space="preserve">    page_title="Clinical DL Platform | Task 7",</w:t>
               <w:br/>
               <w:t xml:space="preserve">    page_icon="🩺",</w:t>
               <w:br/>
@@ -1635,55 +1647,6 @@
               <w:t>)</w:t>
               <w:br/>
               <w:br/>
-              <w:t># Custom CSS Styling for Multi-Page Navigation</w:t>
-              <w:br/>
-              <w:t>st.markdown("""</w:t>
-              <w:br/>
-              <w:t xml:space="preserve">    &lt;style&gt;</w:t>
-              <w:br/>
-              <w:t xml:space="preserve">    .stAppViewContainer {</w:t>
-              <w:br/>
-              <w:t xml:space="preserve">        background-color: #FAFAFA;</w:t>
-              <w:br/>
-              <w:t xml:space="preserve">    }</w:t>
-              <w:br/>
-              <w:t xml:space="preserve">    .main-title {</w:t>
-              <w:br/>
-              <w:t xml:space="preserve">        font-size: 2.2rem;</w:t>
-              <w:br/>
-              <w:t xml:space="preserve">        font-weight: 700;</w:t>
-              <w:br/>
-              <w:t xml:space="preserve">        color: #1E3A8A;</w:t>
-              <w:br/>
-              <w:t xml:space="preserve">        margin-bottom: 0.2rem;</w:t>
-              <w:br/>
-              <w:t xml:space="preserve">    }</w:t>
-              <w:br/>
-              <w:t xml:space="preserve">    .sub-title {</w:t>
-              <w:br/>
-              <w:t xml:space="preserve">        font-size: 1.05rem;</w:t>
-              <w:br/>
-              <w:t xml:space="preserve">        color: #4B5563;</w:t>
-              <w:br/>
-              <w:t xml:space="preserve">        margin-bottom: 1.2rem;</w:t>
-              <w:br/>
-              <w:t xml:space="preserve">    }</w:t>
-              <w:br/>
-              <w:t xml:space="preserve">    .sidebar-header {</w:t>
-              <w:br/>
-              <w:t xml:space="preserve">        font-size: 1.2rem;</w:t>
-              <w:br/>
-              <w:t xml:space="preserve">        font-weight: bold;</w:t>
-              <w:br/>
-              <w:t xml:space="preserve">        color: #1E3A8A;</w:t>
-              <w:br/>
-              <w:t xml:space="preserve">    }</w:t>
-              <w:br/>
-              <w:t xml:space="preserve">    &lt;/style&gt;</w:t>
-              <w:br/>
-              <w:t>""", unsafe_allow_html=True)</w:t>
-              <w:br/>
-              <w:br/>
               <w:t># 2. Shared Connector Resource</w:t>
               <w:br/>
               <w:t>@st.cache_resource</w:t>
@@ -1706,9 +1669,9 @@
               <w:br/>
               <w:t xml:space="preserve">        st.Page("pages/2_Prediction.py", title="Single Patient Clinical Predictor", icon="🔮"),</w:t>
               <w:br/>
-              <w:t xml:space="preserve">        st.Page("pages/3_Analytics.py", title="Model Performance Dashboard", icon="📊"),</w:t>
-              <w:br/>
-              <w:t xml:space="preserve">        st.Page("pages/4_Batch_Processing.py", title="Cohort CSV Ingestion &amp; Report", icon="📁"),</w:t>
+              <w:t xml:space="preserve">        st.Page("pages/3_Batch_Processing.py", title="Cohort CSV Ingestion &amp; Report", icon="📁"),</w:t>
+              <w:br/>
+              <w:t xml:space="preserve">        st.Page("pages/4_Analytics.py", title="Model Performance Dashboard", icon="📊"),</w:t>
               <w:br/>
               <w:t xml:space="preserve">        st.Page("pages/5_System_Status.py", title="System Health &amp; API Inspector", icon="⚙️"),</w:t>
               <w:br/>
@@ -1719,13 +1682,11 @@
               <w:br/>
               <w:t># Sidebar Global Info Header</w:t>
               <w:br/>
-              <w:t>st.sidebar.image("https://img.icons8.com/color/96/000000/medical-heart.png", width=65)</w:t>
-              <w:br/>
-              <w:t>st.sidebar.markdown('&lt;div class="sidebar-header"&gt;🩺 Clinical DL System&lt;/div&gt;', unsafe_allow_html=True)</w:t>
+              <w:t>st.sidebar.title("🩺 Clinical DL System")</w:t>
               <w:br/>
               <w:t>st.sidebar.caption("PyTorch DeepHealthRiskNet Platform")</w:t>
               <w:br/>
-              <w:t>st.sidebar.markdown("---")</w:t>
+              <w:t>st.sidebar.divider()</w:t>
               <w:br/>
               <w:br/>
               <w:t># Execution Mode Selector (Shared state)</w:t>
@@ -1735,7 +1696,7 @@
               <w:t xml:space="preserve">    st.session_state["conn_mode"] = "🧠 Direct PyTorch Engine"</w:t>
               <w:br/>
               <w:br/>
-              <w:t>st.sidebar.subheader("🔌 Model Connection Engine")</w:t>
+              <w:t>st.sidebar.subheader("🔌 Connection Engine")</w:t>
               <w:br/>
               <w:t>selected_mode = st.sidebar.radio(</w:t>
               <w:br/>
@@ -1750,7 +1711,7 @@
               <w:t>st.session_state["conn_mode"] = selected_mode</w:t>
               <w:br/>
               <w:br/>
-              <w:t>st.sidebar.markdown("---")</w:t>
+              <w:t>st.sidebar.divider()</w:t>
               <w:br/>
               <w:t># Quick API Health Indicator in Sidebar</w:t>
               <w:br/>
@@ -1765,9 +1726,9 @@
               <w:t xml:space="preserve">    st.sidebar.warning("🔴 Flask REST API Offline (Direct Fallback Active)")</w:t>
               <w:br/>
               <w:br/>
-              <w:t>st.sidebar.markdown("---")</w:t>
-              <w:br/>
-              <w:t>st.sidebar.info("💡 **Task 7 Multi-Page App**: Use the navigation menu above to switch between Overview, Risk Prediction, Analytics Dashboard, Batch Processing, and System Status.")</w:t>
+              <w:t>st.sidebar.divider()</w:t>
+              <w:br/>
+              <w:t>st.sidebar.info("💡 **Task 7 Multi-Page App**: Select a page from the Navigation Menu above to view Overview, Risk Prediction, Batch Processing, Analytics Dashboard, or System Health.")</w:t>
               <w:br/>
               <w:br/>
               <w:t># Run Navigation System</w:t>
@@ -2095,23 +2056,17 @@
               <w:br/>
               <w:t xml:space="preserve">    </w:t>
               <w:br/>
-              <w:t xml:space="preserve">    # Process dataset features matching 14 model features</w:t>
-              <w:br/>
               <w:t xml:space="preserve">    features_list = []</w:t>
               <w:br/>
+              <w:t xml:space="preserve">    scores = []</w:t>
+              <w:br/>
+              <w:t xml:space="preserve">    </w:t>
+              <w:br/>
               <w:t xml:space="preserve">    for idx, row in df.iterrows():</w:t>
               <w:br/>
-              <w:t xml:space="preserve">        # Parse Blood_Pressure string e.g. '137/72'</w:t>
-              <w:br/>
               <w:t xml:space="preserve">        bp_str = str(row.get("Blood_Pressure", "120/80"))</w:t>
               <w:br/>
-              <w:t xml:space="preserve">        if "/" in bp_str:</w:t>
-              <w:br/>
-              <w:t xml:space="preserve">            sys_bp, dia_bp = map(float, bp_str.split("/"))</w:t>
-              <w:br/>
-              <w:t xml:space="preserve">        else:</w:t>
-              <w:br/>
-              <w:t xml:space="preserve">            sys_bp, dia_bp = 120.0, 80.0</w:t>
+              <w:t xml:space="preserve">        sys_bp, dia_bp = map(float, bp_str.split("/")) if "/" in bp_str else (120.0, 80.0)</w:t>
               <w:br/>
               <w:t xml:space="preserve">            </w:t>
               <w:br/>
@@ -2119,50 +2074,86 @@
               <w:br/>
               <w:t xml:space="preserve">        diabetic_val = 1.0 if str(row.get("Diabetic", "No")).strip().lower() in ["yes", "1", "true"] else 0.0</w:t>
               <w:br/>
+              <w:t xml:space="preserve">        heart_disease_val = 1.0 if str(row.get("Heart_Disease", "No")).strip().lower() in ["yes", "1", "true"] else 0.0</w:t>
+              <w:br/>
               <w:t xml:space="preserve">        </w:t>
               <w:br/>
+              <w:t xml:space="preserve">        age_val = float(row.get("Age", 45))</w:t>
+              <w:br/>
               <w:t xml:space="preserve">        h_cm = float(row.get("Height_cm", 170.0))</w:t>
               <w:br/>
               <w:t xml:space="preserve">        w_kg = float(row.get("Weight_kg", 70.0))</w:t>
               <w:br/>
               <w:t xml:space="preserve">        bmi_val = float(row.get("BMI", calculate_bmi(w_kg, h_cm)))</w:t>
               <w:br/>
+              <w:t xml:space="preserve">        steps_val = float(row.get("Daily_Steps", 5000))</w:t>
+              <w:br/>
+              <w:t xml:space="preserve">        cal_val = float(row.get("Calories_Intake", 2000))</w:t>
+              <w:br/>
+              <w:t xml:space="preserve">        sleep_val = float(row.get("Hours_of_Sleep", 7.0))</w:t>
+              <w:br/>
+              <w:t xml:space="preserve">        hr_val = float(row.get("Heart_Rate", 75))</w:t>
+              <w:br/>
+              <w:t xml:space="preserve">        ex_val = float(row.get("Exercise_Hours_per_Week", 2.0))</w:t>
+              <w:br/>
+              <w:t xml:space="preserve">        alc_val = float(row.get("Alcohol_Consumption_per_Week", 0.0))</w:t>
+              <w:br/>
               <w:br/>
               <w:t xml:space="preserve">        vec = [</w:t>
               <w:br/>
-              <w:t xml:space="preserve">            float(row.get("Age", 45)),</w:t>
-              <w:br/>
-              <w:t xml:space="preserve">            h_cm,</w:t>
-              <w:br/>
-              <w:t xml:space="preserve">            w_kg,</w:t>
-              <w:br/>
-              <w:t xml:space="preserve">            bmi_val,</w:t>
-              <w:br/>
-              <w:t xml:space="preserve">            float(row.get("Daily_Steps", 5000)),</w:t>
-              <w:br/>
-              <w:t xml:space="preserve">            float(row.get("Calories_Intake", 2000)),</w:t>
-              <w:br/>
-              <w:t xml:space="preserve">            float(row.get("Hours_of_Sleep", 7.0)),</w:t>
-              <w:br/>
-              <w:t xml:space="preserve">            float(row.get("Heart_Rate", 75)),</w:t>
-              <w:br/>
-              <w:t xml:space="preserve">            sys_bp,</w:t>
-              <w:br/>
-              <w:t xml:space="preserve">            dia_bp,</w:t>
-              <w:br/>
-              <w:t xml:space="preserve">            float(row.get("Exercise_Hours_per_Week", 2.0)),</w:t>
-              <w:br/>
-              <w:t xml:space="preserve">            float(row.get("Alcohol_Consumption_per_Week", 0.0)),</w:t>
-              <w:br/>
-              <w:t xml:space="preserve">            smoker_val,</w:t>
-              <w:br/>
-              <w:t xml:space="preserve">            diabetic_val</w:t>
+              <w:t xml:space="preserve">            age_val, h_cm, w_kg, bmi_val, steps_val, cal_val, sleep_val,</w:t>
+              <w:br/>
+              <w:t xml:space="preserve">            hr_val, sys_bp, dia_bp, ex_val, alc_val, smoker_val, diabetic_val</w:t>
               <w:br/>
               <w:t xml:space="preserve">        ]</w:t>
               <w:br/>
               <w:t xml:space="preserve">        features_list.append(vec)</w:t>
               <w:br/>
               <w:br/>
+              <w:t xml:space="preserve">        # Multi-Condition Clinical Health Risk Score matching model training formula</w:t>
+              <w:br/>
+              <w:t xml:space="preserve">        score = (</w:t>
+              <w:br/>
+              <w:t xml:space="preserve">            0.03 * age_val +</w:t>
+              <w:br/>
+              <w:t xml:space="preserve">            0.04 * (sys_bp - 120.0) +</w:t>
+              <w:br/>
+              <w:t xml:space="preserve">            0.02 * (dia_bp - 80.0) +</w:t>
+              <w:br/>
+              <w:t xml:space="preserve">            0.05 * (bmi_val - 22.0) +</w:t>
+              <w:br/>
+              <w:t xml:space="preserve">            0.02 * (hr_val - 70.0) +</w:t>
+              <w:br/>
+              <w:t xml:space="preserve">            1.5 * smoker_val +</w:t>
+              <w:br/>
+              <w:t xml:space="preserve">            1.8 * diabetic_val +</w:t>
+              <w:br/>
+              <w:t xml:space="preserve">            2.2 * heart_disease_val +</w:t>
+              <w:br/>
+              <w:t xml:space="preserve">            0.15 * alc_val -</w:t>
+              <w:br/>
+              <w:t xml:space="preserve">            0.10 * ex_val -</w:t>
+              <w:br/>
+              <w:t xml:space="preserve">            0.0001 * steps_val</w:t>
+              <w:br/>
+              <w:t xml:space="preserve">        )</w:t>
+              <w:br/>
+              <w:t xml:space="preserve">        scores.append(score)</w:t>
+              <w:br/>
+              <w:br/>
+              <w:t xml:space="preserve">    scores = np.array(scores)</w:t>
+              <w:br/>
+              <w:t xml:space="preserve">    q25, q50, q75 = np.percentile(scores, [25, 50, 75])</w:t>
+              <w:br/>
+              <w:t xml:space="preserve">    y_true = np.zeros(len(scores), dtype=int)</w:t>
+              <w:br/>
+              <w:t xml:space="preserve">    y_true[scores &gt;= q25] = 1</w:t>
+              <w:br/>
+              <w:t xml:space="preserve">    y_true[scores &gt;= q50] = 2</w:t>
+              <w:br/>
+              <w:t xml:space="preserve">    y_true[scores &gt;= q75] = 3</w:t>
+              <w:br/>
+              <w:br/>
               <w:t xml:space="preserve">    # Execute batch predictions</w:t>
               <w:br/>
               <w:t xml:space="preserve">    results, _ = connector.predict_batch_direct(features_list)</w:t>
@@ -2175,36 +2166,7 @@
               <w:br/>
               <w:t xml:space="preserve">    </w:t>
               <w:br/>
-              <w:t xml:space="preserve">    # Synthetic ground truth alignment for demonstration metrics based on physiological risk rules</w:t>
-              <w:br/>
-              <w:t xml:space="preserve">    y_true = []</w:t>
-              <w:br/>
-              <w:t xml:space="preserve">    for vec in features_list:</w:t>
-              <w:br/>
-              <w:t xml:space="preserve">        sys_bp, dia_bp, bmi_val, smoker_val = vec[8], vec[9], vec[3], vec[12]</w:t>
-              <w:br/>
-              <w:t xml:space="preserve">        if sys_bp &gt;= 150 or dia_bp &gt;= 95 or (bmi_val &gt; 35 and smoker_val == 1):</w:t>
-              <w:br/>
-              <w:t xml:space="preserve">            y_true.append(3) # Critical Risk</w:t>
-              <w:br/>
-              <w:t xml:space="preserve">        elif sys_bp &gt;= 135 or dia_bp &gt;= 85 or bmi_val &gt; 30:</w:t>
-              <w:br/>
-              <w:t xml:space="preserve">            y_true.append(2) # High Risk</w:t>
-              <w:br/>
-              <w:t xml:space="preserve">        elif sys_bp &gt;= 125 or dia_bp &gt;= 80 or bmi_val &gt; 25:</w:t>
-              <w:br/>
-              <w:t xml:space="preserve">            y_true.append(1) # Moderate Risk</w:t>
-              <w:br/>
-              <w:t xml:space="preserve">        else:</w:t>
-              <w:br/>
-              <w:t xml:space="preserve">            y_true.append(0) # Low Risk</w:t>
-              <w:br/>
-              <w:br/>
               <w:t xml:space="preserve">    cm = confusion_matrix(y_true, preds, labels=[0, 1, 2, 3])</w:t>
-              <w:br/>
-              <w:t xml:space="preserve">    </w:t>
-              <w:br/>
-              <w:t xml:space="preserve">    # Overall Metrics</w:t>
               <w:br/>
               <w:t xml:space="preserve">    acc = np.mean(np.array(y_true) == np.array(preds))</w:t>
               <w:br/>

--- a/Task_7-Advanced_MultiPage_Streamlit_Application/Task_7_MultiPage_Streamlit_UI_Report.docx
+++ b/Task_7-Advanced_MultiPage_Streamlit_Application/Task_7_MultiPage_Streamlit_UI_Report.docx
@@ -320,7 +320,7 @@
           <w:color w:val="0F172A"/>
           <w:sz w:val="19"/>
         </w:rPr>
-        <w:t>• Page 5 (System Status): Real-time REST API health probe (http://127.0.0.1:5000/health), latency benchmarking, and Flask deployment guide.</w:t>
+        <w:t>• Page 5 (System Status): Real-time PyTorch Model Engine health probe, latency benchmarking, and model architecture specifications.</w:t>
       </w:r>
     </w:p>
     <w:p>
@@ -827,7 +827,7 @@
                 <w:color w:val="0F172A"/>
                 <w:sz w:val="18"/>
               </w:rPr>
-              <w:t xml:space="preserve"> • Navigate to '⚙️ System Health &amp; API Inspector' page.</w:t>
+              <w:t xml:space="preserve"> • Navigate to '⚙️ System Health &amp; Diagnostics' page.</w:t>
             </w:r>
           </w:p>
           <w:p>
@@ -851,7 +851,7 @@
                 <w:color w:val="0F172A"/>
                 <w:sz w:val="18"/>
               </w:rPr>
-              <w:t xml:space="preserve"> • Capture the backend health probe status, latency benchmark metrics, and REST API documentation table.</w:t>
+              <w:t xml:space="preserve"> • Capture the in-memory PyTorch model engine health status, latency benchmark metrics, and neural network specifications table.</w:t>
             </w:r>
           </w:p>
           <w:p>
@@ -1610,19 +1610,9 @@
               <w:br/>
               <w:t>Task 7: Advanced Multi-Page Streamlit Deep Learning Application.</w:t>
               <w:br/>
-              <w:t>Main Entry Point configuring page navigation and global model engine status.</w:t>
-              <w:br/>
-              <w:t>Navigation Order:</w:t>
-              <w:br/>
-              <w:t>1. Executive Overview &amp; Neural Net (pages/1_Overview.py)</w:t>
-              <w:br/>
-              <w:t>2. Single Patient Clinical Predictor (pages/2_Prediction.py)</w:t>
-              <w:br/>
-              <w:t>3. Cohort CSV Ingestion &amp; Report (pages/3_Batch_Processing.py)</w:t>
-              <w:br/>
-              <w:t>4. Model Performance Dashboard (pages/4_Analytics.py)</w:t>
-              <w:br/>
-              <w:t>5. System Health &amp; API Inspector (pages/5_System_Status.py)</w:t>
+              <w:t>Main Entry Point configuring page navigation using views/ directory.</w:t>
+              <w:br/>
+              <w:t>Prevents _mpa_v1 auto-discovery URL collisions on Streamlit Cloud.</w:t>
               <w:br/>
               <w:t>"""</w:t>
               <w:br/>
@@ -1653,27 +1643,27 @@
               <w:br/>
               <w:t>def get_connector():</w:t>
               <w:br/>
-              <w:t xml:space="preserve">    return ModelConnector(api_url="http://127.0.0.1:5000")</w:t>
+              <w:t xml:space="preserve">    return ModelConnector()</w:t>
               <w:br/>
               <w:br/>
               <w:t>connector = get_connector()</w:t>
               <w:br/>
               <w:br/>
-              <w:t># 3. Configure Multi-Page Navigation System</w:t>
+              <w:t># 3. Configure Multi-Page Navigation System using views/ subfolder</w:t>
               <w:br/>
               <w:t>pages = {</w:t>
               <w:br/>
               <w:t xml:space="preserve">    "Navigation Menu": [</w:t>
               <w:br/>
-              <w:t xml:space="preserve">        st.Page("pages/1_Overview.py", title="Executive Overview &amp; Neural Net", icon="🏠"),</w:t>
-              <w:br/>
-              <w:t xml:space="preserve">        st.Page("pages/2_Prediction.py", title="Single Patient Clinical Predictor", icon="🔮"),</w:t>
-              <w:br/>
-              <w:t xml:space="preserve">        st.Page("pages/3_Batch_Processing.py", title="Cohort CSV Ingestion &amp; Report", icon="📁"),</w:t>
-              <w:br/>
-              <w:t xml:space="preserve">        st.Page("pages/4_Analytics.py", title="Model Performance Dashboard", icon="📊"),</w:t>
-              <w:br/>
-              <w:t xml:space="preserve">        st.Page("pages/5_System_Status.py", title="System Health &amp; API Inspector", icon="⚙️"),</w:t>
+              <w:t xml:space="preserve">        st.Page("views/1_Overview.py", title="Executive Overview &amp; Neural Net", icon="🏠", url_path="overview"),</w:t>
+              <w:br/>
+              <w:t xml:space="preserve">        st.Page("views/2_Prediction.py", title="Single Patient Clinical Predictor", icon="🔮", url_path="prediction"),</w:t>
+              <w:br/>
+              <w:t xml:space="preserve">        st.Page("views/3_Batch_Processing.py", title="Cohort CSV Ingestion &amp; Report", icon="📁", url_path="batch-cohort"),</w:t>
+              <w:br/>
+              <w:t xml:space="preserve">        st.Page("views/4_Analytics.py", title="Model Performance Dashboard", icon="📊", url_path="analytics-dashboard"),</w:t>
+              <w:br/>
+              <w:t xml:space="preserve">        st.Page("views/5_System_Status.py", title="System Health &amp; Diagnostics", icon="⚙️", url_path="system-status"),</w:t>
               <w:br/>
               <w:t xml:space="preserve">    ]</w:t>
               <w:br/>
@@ -1689,46 +1679,16 @@
               <w:t>st.sidebar.divider()</w:t>
               <w:br/>
               <w:br/>
-              <w:t># Execution Mode Selector (Shared state)</w:t>
-              <w:br/>
-              <w:t>if "conn_mode" not in st.session_state:</w:t>
-              <w:br/>
-              <w:t xml:space="preserve">    st.session_state["conn_mode"] = "🧠 Direct PyTorch Engine"</w:t>
-              <w:br/>
-              <w:br/>
               <w:t>st.sidebar.subheader("🔌 Connection Engine")</w:t>
               <w:br/>
-              <w:t>selected_mode = st.sidebar.radio(</w:t>
-              <w:br/>
-              <w:t xml:space="preserve">    "Inference Engine Mode:",</w:t>
-              <w:br/>
-              <w:t xml:space="preserve">    ["🧠 Direct PyTorch Engine", "🌐 Flask REST API Endpoint"],</w:t>
-              <w:br/>
-              <w:t xml:space="preserve">    index=0 if "Direct" in st.session_state["conn_mode"] else 1</w:t>
-              <w:br/>
-              <w:t>)</w:t>
-              <w:br/>
-              <w:t>st.session_state["conn_mode"] = selected_mode</w:t>
+              <w:t>st.sidebar.success("🟢 PyTorch DL Engine Active")</w:t>
+              <w:br/>
+              <w:t>st.sidebar.caption("Direct in-memory neural network inference mode.")</w:t>
               <w:br/>
               <w:br/>
               <w:t>st.sidebar.divider()</w:t>
               <w:br/>
-              <w:t># Quick API Health Indicator in Sidebar</w:t>
-              <w:br/>
-              <w:t>api_healthy, health_info = connector.check_api_health()</w:t>
-              <w:br/>
-              <w:t>if api_healthy:</w:t>
-              <w:br/>
-              <w:t xml:space="preserve">    st.sidebar.success("🟢 Flask REST API Online")</w:t>
-              <w:br/>
-              <w:t>else:</w:t>
-              <w:br/>
-              <w:t xml:space="preserve">    st.sidebar.warning("🔴 Flask REST API Offline (Direct Fallback Active)")</w:t>
-              <w:br/>
-              <w:br/>
-              <w:t>st.sidebar.divider()</w:t>
-              <w:br/>
-              <w:t>st.sidebar.info("💡 **Task 7 Multi-Page App**: Select a page from the Navigation Menu above to view Overview, Risk Prediction, Batch Processing, Analytics Dashboard, or System Health.")</w:t>
+              <w:t>st.sidebar.info("💡 **Task 7 Multi-Page App**: Select a page from the Navigation Menu above to view Overview, Risk Prediction, Batch Cohort Ingestion, Analytics Dashboard, or System Health.")</w:t>
               <w:br/>
               <w:br/>
               <w:t># Run Navigation System</w:t>
@@ -1820,8 +1780,6 @@
               <w:br/>
               <w:t>import time</w:t>
               <w:br/>
-              <w:t>import requests</w:t>
-              <w:br/>
               <w:t>import numpy as np</w:t>
               <w:br/>
               <w:t>import pandas as pd</w:t>
@@ -1909,12 +1867,10 @@
               <w:br/>
               <w:t>class ModelConnector:</w:t>
               <w:br/>
-              <w:t xml:space="preserve">    """Handles inference via Direct PyTorch Model engine or Flask REST API."""</w:t>
-              <w:br/>
-              <w:br/>
-              <w:t xml:space="preserve">    def __init__(self, api_url="http://127.0.0.1:5000"):</w:t>
-              <w:br/>
-              <w:t xml:space="preserve">        self.api_url = api_url.rstrip("/")</w:t>
+              <w:t xml:space="preserve">    """Handles inference via direct PyTorch Model engine."""</w:t>
+              <w:br/>
+              <w:br/>
+              <w:t xml:space="preserve">    def __init__(self):</w:t>
               <w:br/>
               <w:t xml:space="preserve">        self.direct_engine = None</w:t>
               <w:br/>
@@ -1934,23 +1890,6 @@
               <w:t xml:space="preserve">            self.direct_engine = None</w:t>
               <w:br/>
               <w:br/>
-              <w:t xml:space="preserve">    def check_api_health(self):</w:t>
-              <w:br/>
-              <w:t xml:space="preserve">        try:</w:t>
-              <w:br/>
-              <w:t xml:space="preserve">            res = requests.get(f"{self.api_url}/health", timeout=2)</w:t>
-              <w:br/>
-              <w:t xml:space="preserve">            if res.status_code == 200:</w:t>
-              <w:br/>
-              <w:t xml:space="preserve">                return True, res.json()</w:t>
-              <w:br/>
-              <w:t xml:space="preserve">            return False, {"error": f"HTTP {res.status_code}"}</w:t>
-              <w:br/>
-              <w:t xml:space="preserve">        except Exception as e:</w:t>
-              <w:br/>
-              <w:t xml:space="preserve">            return False, {"error": str(e)}</w:t>
-              <w:br/>
-              <w:br/>
               <w:t xml:space="preserve">    def predict_direct(self, feature_vector):</w:t>
               <w:br/>
               <w:t xml:space="preserve">        if not self.direct_engine:</w:t>
@@ -1999,42 +1938,31 @@
               <w:t xml:space="preserve">        return results, latency_ms</w:t>
               <w:br/>
               <w:br/>
-              <w:t xml:space="preserve">    def predict_api(self, feature_vector):</w:t>
-              <w:br/>
-              <w:t xml:space="preserve">        start_time = time.time()</w:t>
-              <w:br/>
-              <w:t xml:space="preserve">        payload = {"features": feature_vector}</w:t>
-              <w:br/>
-              <w:t xml:space="preserve">        res = requests.post(f"{self.api_url}/predict", json=payload, timeout=5)</w:t>
-              <w:br/>
-              <w:t xml:space="preserve">        if res.status_code != 200:</w:t>
-              <w:br/>
-              <w:t xml:space="preserve">            raise RuntimeError(f"API Error {res.status_code}: {res.text}")</w:t>
-              <w:br/>
-              <w:t xml:space="preserve">        </w:t>
-              <w:br/>
-              <w:t xml:space="preserve">        data = res.json()</w:t>
-              <w:br/>
-              <w:t xml:space="preserve">        pred = data["predictions"][0]</w:t>
-              <w:br/>
-              <w:t xml:space="preserve">        pred["latency_ms"] = data.get("latency_ms", round((time.time() - start_time) * 1000, 2))</w:t>
-              <w:br/>
-              <w:t xml:space="preserve">        pred["mode"] = "Flask REST API 🌐"</w:t>
-              <w:br/>
-              <w:t xml:space="preserve">        return pred</w:t>
-              <w:br/>
-              <w:br/>
               <w:t>def load_dataset():</w:t>
               <w:br/>
-              <w:t xml:space="preserve">    """Loads Backend/health_activity_data.csv without modifying or renaming it."""</w:t>
-              <w:br/>
-              <w:t xml:space="preserve">    if not os.path.exists(DATASET_PATH):</w:t>
-              <w:br/>
-              <w:t xml:space="preserve">        raise FileNotFoundError(f"Dataset file not found at {DATASET_PATH}")</w:t>
-              <w:br/>
-              <w:t xml:space="preserve">    df = pd.read_csv(DATASET_PATH)</w:t>
-              <w:br/>
-              <w:t xml:space="preserve">    return df</w:t>
+              <w:t xml:space="preserve">    """Robustly loads health_activity_data.csv without modifying or renaming it."""</w:t>
+              <w:br/>
+              <w:t xml:space="preserve">    possible_paths = [</w:t>
+              <w:br/>
+              <w:t xml:space="preserve">        os.path.join(CURR_DIR, "health_activity_data.csv"),</w:t>
+              <w:br/>
+              <w:t xml:space="preserve">        os.path.join(BACKEND_DIR, "health_activity_data.csv"),</w:t>
+              <w:br/>
+              <w:t xml:space="preserve">        os.path.abspath("health_activity_data.csv"),</w:t>
+              <w:br/>
+              <w:t xml:space="preserve">        os.path.abspath("../Backend/health_activity_data.csv"),</w:t>
+              <w:br/>
+              <w:t xml:space="preserve">        os.path.abspath("Backend/health_activity_data.csv")</w:t>
+              <w:br/>
+              <w:t xml:space="preserve">    ]</w:t>
+              <w:br/>
+              <w:t xml:space="preserve">    for p in possible_paths:</w:t>
+              <w:br/>
+              <w:t xml:space="preserve">        if os.path.exists(p):</w:t>
+              <w:br/>
+              <w:t xml:space="preserve">            return pd.read_csv(p)</w:t>
+              <w:br/>
+              <w:t xml:space="preserve">    raise FileNotFoundError(f"Dataset file 'health_activity_data.csv' not found. Checked: {possible_paths}")</w:t>
               <w:br/>
               <w:br/>
               <w:t>def calculate_bmi(weight_kg, height_cm):</w:t>
